--- a/protos-farm-documentation-small/ProtosFarm_Fase3_Contabilidade_UserStories.docx
+++ b/protos-farm-documentation-small/ProtosFarm_Fase3_Contabilidade_UserStories.docx
@@ -2435,62 +2435,7 @@
                 <w:sz w:val="17"/>
                 <w:szCs w:val="17"/>
               </w:rPr>
-              <w:t xml:space="preserve">Como </w:t>
-            </w:r>
-            <w:r>
-              <w:rPr>
-                <w:rFonts w:ascii="Arial" w:cs="Arial" w:eastAsia="Arial" w:hAnsi="Arial"/>
-                <w:i/>
-                <w:iCs/>
-                <w:color w:val="1A1A1A"/>
-                <w:sz w:val="17"/>
-                <w:szCs w:val="17"/>
-              </w:rPr>
-              <w:t xml:space="preserve">contador</w:t>
-            </w:r>
-            <w:r>
-              <w:rPr>
-                <w:rFonts w:ascii="Arial" w:cs="Arial" w:eastAsia="Arial" w:hAnsi="Arial"/>
-                <w:i/>
-                <w:iCs/>
-                <w:color w:val="1A1A1A"/>
-                <w:sz w:val="17"/>
-                <w:szCs w:val="17"/>
-              </w:rPr>
-              <w:t xml:space="preserve">, quero </w:t>
-            </w:r>
-            <w:r>
-              <w:rPr>
-                <w:rFonts w:ascii="Arial" w:cs="Arial" w:eastAsia="Arial" w:hAnsi="Arial"/>
-                <w:i/>
-                <w:iCs/>
-                <w:color w:val="1A1A1A"/>
-                <w:sz w:val="17"/>
-                <w:szCs w:val="17"/>
-              </w:rPr>
-              <w:t xml:space="preserve">configurar um plano de contas hierárquico adequado à atividade rural</w:t>
-            </w:r>
-            <w:r>
-              <w:rPr>
-                <w:rFonts w:ascii="Arial" w:cs="Arial" w:eastAsia="Arial" w:hAnsi="Arial"/>
-                <w:i/>
-                <w:iCs/>
-                <w:color w:val="1A1A1A"/>
-                <w:sz w:val="17"/>
-                <w:szCs w:val="17"/>
-              </w:rPr>
-              <w:t xml:space="preserve">, para </w:t>
-            </w:r>
-            <w:r>
-              <w:rPr>
-                <w:rFonts w:ascii="Arial" w:cs="Arial" w:eastAsia="Arial" w:hAnsi="Arial"/>
-                <w:i/>
-                <w:iCs/>
-                <w:color w:val="1A1A1A"/>
-                <w:sz w:val="17"/>
-                <w:szCs w:val="17"/>
-              </w:rPr>
-              <w:t xml:space="preserve">a contabilidade reflita as particularidades do agronegócio (ativos biológicos, culturas em formação, FUNRURAL etc.)</w:t>
+              <w:t>Como contador, quero configurar um plano de contas hierárquico adequado à atividade rural, para a contabilidade reflita as particularidades do agronegócio (ativos biológicos, culturas em formação, FUNRURAL etc.)</w:t>
             </w:r>
           </w:p>
         </w:tc>
@@ -2799,62 +2744,7 @@
                 <w:sz w:val="17"/>
                 <w:szCs w:val="17"/>
               </w:rPr>
-              <w:t xml:space="preserve">Como </w:t>
-            </w:r>
-            <w:r>
-              <w:rPr>
-                <w:rFonts w:ascii="Arial" w:cs="Arial" w:eastAsia="Arial" w:hAnsi="Arial"/>
-                <w:i/>
-                <w:iCs/>
-                <w:color w:val="1A1A1A"/>
-                <w:sz w:val="17"/>
-                <w:szCs w:val="17"/>
-              </w:rPr>
-              <w:t xml:space="preserve">contador</w:t>
-            </w:r>
-            <w:r>
-              <w:rPr>
-                <w:rFonts w:ascii="Arial" w:cs="Arial" w:eastAsia="Arial" w:hAnsi="Arial"/>
-                <w:i/>
-                <w:iCs/>
-                <w:color w:val="1A1A1A"/>
-                <w:sz w:val="17"/>
-                <w:szCs w:val="17"/>
-              </w:rPr>
-              <w:t xml:space="preserve">, quero </w:t>
-            </w:r>
-            <w:r>
-              <w:rPr>
-                <w:rFonts w:ascii="Arial" w:cs="Arial" w:eastAsia="Arial" w:hAnsi="Arial"/>
-                <w:i/>
-                <w:iCs/>
-                <w:color w:val="1A1A1A"/>
-                <w:sz w:val="17"/>
-                <w:szCs w:val="17"/>
-              </w:rPr>
-              <w:t xml:space="preserve">definir as contas contábeis para cada tipo de operação do sistema</w:t>
-            </w:r>
-            <w:r>
-              <w:rPr>
-                <w:rFonts w:ascii="Arial" w:cs="Arial" w:eastAsia="Arial" w:hAnsi="Arial"/>
-                <w:i/>
-                <w:iCs/>
-                <w:color w:val="1A1A1A"/>
-                <w:sz w:val="17"/>
-                <w:szCs w:val="17"/>
-              </w:rPr>
-              <w:t xml:space="preserve">, para </w:t>
-            </w:r>
-            <w:r>
-              <w:rPr>
-                <w:rFonts w:ascii="Arial" w:cs="Arial" w:eastAsia="Arial" w:hAnsi="Arial"/>
-                <w:i/>
-                <w:iCs/>
-                <w:color w:val="1A1A1A"/>
-                <w:sz w:val="17"/>
-                <w:szCs w:val="17"/>
-              </w:rPr>
-              <w:t xml:space="preserve">os lançamentos contábeis sejam gerados automaticamente quando operações financeiras e patrimoniais acontecerem</w:t>
+              <w:t>Como contador, quero definir as contas contábeis para cada tipo de operação do sistema, para os lançamentos contábeis sejam gerados automaticamente quando operações financeiras e patrimoniais acontecerem</w:t>
             </w:r>
           </w:p>
         </w:tc>
@@ -3136,62 +3026,7 @@
                 <w:sz w:val="17"/>
                 <w:szCs w:val="17"/>
               </w:rPr>
-              <w:t xml:space="preserve">Como </w:t>
-            </w:r>
-            <w:r>
-              <w:rPr>
-                <w:rFonts w:ascii="Arial" w:cs="Arial" w:eastAsia="Arial" w:hAnsi="Arial"/>
-                <w:i/>
-                <w:iCs/>
-                <w:color w:val="1A1A1A"/>
-                <w:sz w:val="17"/>
-                <w:szCs w:val="17"/>
-              </w:rPr>
-              <w:t xml:space="preserve">contador</w:t>
-            </w:r>
-            <w:r>
-              <w:rPr>
-                <w:rFonts w:ascii="Arial" w:cs="Arial" w:eastAsia="Arial" w:hAnsi="Arial"/>
-                <w:i/>
-                <w:iCs/>
-                <w:color w:val="1A1A1A"/>
-                <w:sz w:val="17"/>
-                <w:szCs w:val="17"/>
-              </w:rPr>
-              <w:t xml:space="preserve">, quero </w:t>
-            </w:r>
-            <w:r>
-              <w:rPr>
-                <w:rFonts w:ascii="Arial" w:cs="Arial" w:eastAsia="Arial" w:hAnsi="Arial"/>
-                <w:i/>
-                <w:iCs/>
-                <w:color w:val="1A1A1A"/>
-                <w:sz w:val="17"/>
-                <w:szCs w:val="17"/>
-              </w:rPr>
-              <w:t xml:space="preserve">definir os períodos contábeis (mensal) e o exercício fiscal</w:t>
-            </w:r>
-            <w:r>
-              <w:rPr>
-                <w:rFonts w:ascii="Arial" w:cs="Arial" w:eastAsia="Arial" w:hAnsi="Arial"/>
-                <w:i/>
-                <w:iCs/>
-                <w:color w:val="1A1A1A"/>
-                <w:sz w:val="17"/>
-                <w:szCs w:val="17"/>
-              </w:rPr>
-              <w:t xml:space="preserve">, para </w:t>
-            </w:r>
-            <w:r>
-              <w:rPr>
-                <w:rFonts w:ascii="Arial" w:cs="Arial" w:eastAsia="Arial" w:hAnsi="Arial"/>
-                <w:i/>
-                <w:iCs/>
-                <w:color w:val="1A1A1A"/>
-                <w:sz w:val="17"/>
-                <w:szCs w:val="17"/>
-              </w:rPr>
-              <w:t xml:space="preserve">o sistema organize os lançamentos por período e permita fechamentos estruturados</w:t>
+              <w:t>Como contador, quero definir os períodos contábeis (mensal) e o exercício fiscal, para o sistema organize os lançamentos por período e permita fechamentos estruturados</w:t>
             </w:r>
           </w:p>
         </w:tc>
@@ -3458,62 +3293,7 @@
                 <w:sz w:val="17"/>
                 <w:szCs w:val="17"/>
               </w:rPr>
-              <w:t xml:space="preserve">Como </w:t>
-            </w:r>
-            <w:r>
-              <w:rPr>
-                <w:rFonts w:ascii="Arial" w:cs="Arial" w:eastAsia="Arial" w:hAnsi="Arial"/>
-                <w:i/>
-                <w:iCs/>
-                <w:color w:val="1A1A1A"/>
-                <w:sz w:val="17"/>
-                <w:szCs w:val="17"/>
-              </w:rPr>
-              <w:t xml:space="preserve">contador</w:t>
-            </w:r>
-            <w:r>
-              <w:rPr>
-                <w:rFonts w:ascii="Arial" w:cs="Arial" w:eastAsia="Arial" w:hAnsi="Arial"/>
-                <w:i/>
-                <w:iCs/>
-                <w:color w:val="1A1A1A"/>
-                <w:sz w:val="17"/>
-                <w:szCs w:val="17"/>
-              </w:rPr>
-              <w:t xml:space="preserve">, quero </w:t>
-            </w:r>
-            <w:r>
-              <w:rPr>
-                <w:rFonts w:ascii="Arial" w:cs="Arial" w:eastAsia="Arial" w:hAnsi="Arial"/>
-                <w:i/>
-                <w:iCs/>
-                <w:color w:val="1A1A1A"/>
-                <w:sz w:val="17"/>
-                <w:szCs w:val="17"/>
-              </w:rPr>
-              <w:t xml:space="preserve">vincular os centros de custo operacionais às contas contábeis</w:t>
-            </w:r>
-            <w:r>
-              <w:rPr>
-                <w:rFonts w:ascii="Arial" w:cs="Arial" w:eastAsia="Arial" w:hAnsi="Arial"/>
-                <w:i/>
-                <w:iCs/>
-                <w:color w:val="1A1A1A"/>
-                <w:sz w:val="17"/>
-                <w:szCs w:val="17"/>
-              </w:rPr>
-              <w:t xml:space="preserve">, para </w:t>
-            </w:r>
-            <w:r>
-              <w:rPr>
-                <w:rFonts w:ascii="Arial" w:cs="Arial" w:eastAsia="Arial" w:hAnsi="Arial"/>
-                <w:i/>
-                <w:iCs/>
-                <w:color w:val="1A1A1A"/>
-                <w:sz w:val="17"/>
-                <w:szCs w:val="17"/>
-              </w:rPr>
-              <w:t xml:space="preserve">cada lançamento contábil carregue a dimensão de centro de custo para análises gerenciais</w:t>
+              <w:t>Como contador, quero vincular os centros de custo operacionais às contas contábeis, para cada lançamento contábil carregue a dimensão de centro de custo para análises gerenciais</w:t>
             </w:r>
           </w:p>
         </w:tc>
@@ -4037,62 +3817,7 @@
                 <w:sz w:val="17"/>
                 <w:szCs w:val="17"/>
               </w:rPr>
-              <w:t xml:space="preserve">Como </w:t>
-            </w:r>
-            <w:r>
-              <w:rPr>
-                <w:rFonts w:ascii="Arial" w:cs="Arial" w:eastAsia="Arial" w:hAnsi="Arial"/>
-                <w:i/>
-                <w:iCs/>
-                <w:color w:val="1A1A1A"/>
-                <w:sz w:val="17"/>
-                <w:szCs w:val="17"/>
-              </w:rPr>
-              <w:t xml:space="preserve">contador</w:t>
-            </w:r>
-            <w:r>
-              <w:rPr>
-                <w:rFonts w:ascii="Arial" w:cs="Arial" w:eastAsia="Arial" w:hAnsi="Arial"/>
-                <w:i/>
-                <w:iCs/>
-                <w:color w:val="1A1A1A"/>
-                <w:sz w:val="17"/>
-                <w:szCs w:val="17"/>
-              </w:rPr>
-              <w:t xml:space="preserve">, quero </w:t>
-            </w:r>
-            <w:r>
-              <w:rPr>
-                <w:rFonts w:ascii="Arial" w:cs="Arial" w:eastAsia="Arial" w:hAnsi="Arial"/>
-                <w:i/>
-                <w:iCs/>
-                <w:color w:val="1A1A1A"/>
-                <w:sz w:val="17"/>
-                <w:szCs w:val="17"/>
-              </w:rPr>
-              <w:t xml:space="preserve">que o sistema gere lançamentos contábeis automaticamente a partir das operações financeiras e patrimoniais</w:t>
-            </w:r>
-            <w:r>
-              <w:rPr>
-                <w:rFonts w:ascii="Arial" w:cs="Arial" w:eastAsia="Arial" w:hAnsi="Arial"/>
-                <w:i/>
-                <w:iCs/>
-                <w:color w:val="1A1A1A"/>
-                <w:sz w:val="17"/>
-                <w:szCs w:val="17"/>
-              </w:rPr>
-              <w:t xml:space="preserve">, para </w:t>
-            </w:r>
-            <w:r>
-              <w:rPr>
-                <w:rFonts w:ascii="Arial" w:cs="Arial" w:eastAsia="Arial" w:hAnsi="Arial"/>
-                <w:i/>
-                <w:iCs/>
-                <w:color w:val="1A1A1A"/>
-                <w:sz w:val="17"/>
-                <w:szCs w:val="17"/>
-              </w:rPr>
-              <w:t xml:space="preserve">a contabilidade esteja sempre atualizada sem retrabalho de digitação</w:t>
+              <w:t>Como contador, quero que o sistema gere lançamentos contábeis automaticamente a partir das operações financeiras e patrimoniais, para a contabilidade esteja sempre atualizada sem retrabalho de digitação</w:t>
             </w:r>
           </w:p>
         </w:tc>
@@ -4299,6 +4024,78 @@
               <w:t xml:space="preserve">☐ Rastreabilidade: a partir do lançamento, navegar até a operação original (e vice-versa)</w:t>
             </w:r>
           </w:p>
+          <w:p>
+            <w:pPr>
+              <w:spacing w:before="60" w:after="30"/>
+            </w:pPr>
+            <w:r>
+              <w:rPr>
+                <w:rFonts w:ascii="Arial" w:cs="Arial" w:eastAsia="Arial" w:hAnsi="Arial"/>
+                <w:b/>
+                <w:bCs/>
+                <w:color w:val="2E7D32"/>
+                <w:sz w:val="17"/>
+                <w:szCs w:val="17"/>
+              </w:rPr>
+              <w:t xml:space="preserve">Frontend / Interface:</w:t>
+            </w:r>
+          </w:p>
+          <w:p>
+            <w:pPr>
+              <w:spacing w:after="30"/>
+            </w:pPr>
+            <w:r>
+              <w:rPr>
+                <w:rFonts w:ascii="Arial" w:cs="Arial" w:eastAsia="Arial" w:hAnsi="Arial"/>
+                <w:color w:val="1A1A1A"/>
+                <w:sz w:val="17"/>
+                <w:szCs w:val="17"/>
+              </w:rPr>
+              <w:t xml:space="preserve">☐ Tela de fila de lançamentos automáticos: lista com status (pendente/processado/erro), filtros por módulo de origem, período, conta</w:t>
+            </w:r>
+          </w:p>
+          <w:p>
+            <w:pPr>
+              <w:spacing w:after="30"/>
+            </w:pPr>
+            <w:r>
+              <w:rPr>
+                <w:rFonts w:ascii="Arial" w:cs="Arial" w:eastAsia="Arial" w:hAnsi="Arial"/>
+                <w:color w:val="1A1A1A"/>
+                <w:sz w:val="17"/>
+                <w:szCs w:val="17"/>
+              </w:rPr>
+              <w:t xml:space="preserve">☐ Preview antes do fechamento: tabela de lançamentos a processar com opção de revisar/editar antes de confirmar</w:t>
+            </w:r>
+          </w:p>
+          <w:p>
+            <w:pPr>
+              <w:spacing w:after="30"/>
+            </w:pPr>
+            <w:r>
+              <w:rPr>
+                <w:rFonts w:ascii="Arial" w:cs="Arial" w:eastAsia="Arial" w:hAnsi="Arial"/>
+                <w:color w:val="1A1A1A"/>
+                <w:sz w:val="17"/>
+                <w:szCs w:val="17"/>
+              </w:rPr>
+              <w:t xml:space="preserve">☐ Flag visual no razão: ícone diferenciando lançamento automático vs. manual, com tooltip mostrando origem</w:t>
+            </w:r>
+          </w:p>
+          <w:p>
+            <w:pPr>
+              <w:spacing w:after="30"/>
+            </w:pPr>
+            <w:r>
+              <w:rPr>
+                <w:rFonts w:ascii="Arial" w:cs="Arial" w:eastAsia="Arial" w:hAnsi="Arial"/>
+                <w:color w:val="1A1A1A"/>
+                <w:sz w:val="17"/>
+                <w:szCs w:val="17"/>
+              </w:rPr>
+              <w:t xml:space="preserve">☐ Log de automações: tela com histórico de execuções, quantidade processada, erros com detalhamento</w:t>
+            </w:r>
+          </w:p>
         </w:tc>
       </w:tr>
       <w:tr>
@@ -4387,62 +4184,7 @@
                 <w:sz w:val="17"/>
                 <w:szCs w:val="17"/>
               </w:rPr>
-              <w:t xml:space="preserve">Como </w:t>
-            </w:r>
-            <w:r>
-              <w:rPr>
-                <w:rFonts w:ascii="Arial" w:cs="Arial" w:eastAsia="Arial" w:hAnsi="Arial"/>
-                <w:i/>
-                <w:iCs/>
-                <w:color w:val="1A1A1A"/>
-                <w:sz w:val="17"/>
-                <w:szCs w:val="17"/>
-              </w:rPr>
-              <w:t xml:space="preserve">contador</w:t>
-            </w:r>
-            <w:r>
-              <w:rPr>
-                <w:rFonts w:ascii="Arial" w:cs="Arial" w:eastAsia="Arial" w:hAnsi="Arial"/>
-                <w:i/>
-                <w:iCs/>
-                <w:color w:val="1A1A1A"/>
-                <w:sz w:val="17"/>
-                <w:szCs w:val="17"/>
-              </w:rPr>
-              <w:t xml:space="preserve">, quero </w:t>
-            </w:r>
-            <w:r>
-              <w:rPr>
-                <w:rFonts w:ascii="Arial" w:cs="Arial" w:eastAsia="Arial" w:hAnsi="Arial"/>
-                <w:i/>
-                <w:iCs/>
-                <w:color w:val="1A1A1A"/>
-                <w:sz w:val="17"/>
-                <w:szCs w:val="17"/>
-              </w:rPr>
-              <w:t xml:space="preserve">criar lançamentos contábeis manuais para ajustes, provisões e apropriações</w:t>
-            </w:r>
-            <w:r>
-              <w:rPr>
-                <w:rFonts w:ascii="Arial" w:cs="Arial" w:eastAsia="Arial" w:hAnsi="Arial"/>
-                <w:i/>
-                <w:iCs/>
-                <w:color w:val="1A1A1A"/>
-                <w:sz w:val="17"/>
-                <w:szCs w:val="17"/>
-              </w:rPr>
-              <w:t xml:space="preserve">, para </w:t>
-            </w:r>
-            <w:r>
-              <w:rPr>
-                <w:rFonts w:ascii="Arial" w:cs="Arial" w:eastAsia="Arial" w:hAnsi="Arial"/>
-                <w:i/>
-                <w:iCs/>
-                <w:color w:val="1A1A1A"/>
-                <w:sz w:val="17"/>
-                <w:szCs w:val="17"/>
-              </w:rPr>
-              <w:t xml:space="preserve">eu possa registrar eventos que não são capturados automaticamente pelos módulos</w:t>
+              <w:t>Como contador, quero criar lançamentos contábeis manuais para ajustes, provisões e apropriações, para eu possa registrar eventos que não são capturados automaticamente pelos módulos</w:t>
             </w:r>
           </w:p>
         </w:tc>
@@ -4724,62 +4466,7 @@
                 <w:sz w:val="17"/>
                 <w:szCs w:val="17"/>
               </w:rPr>
-              <w:t xml:space="preserve">Como </w:t>
-            </w:r>
-            <w:r>
-              <w:rPr>
-                <w:rFonts w:ascii="Arial" w:cs="Arial" w:eastAsia="Arial" w:hAnsi="Arial"/>
-                <w:i/>
-                <w:iCs/>
-                <w:color w:val="1A1A1A"/>
-                <w:sz w:val="17"/>
-                <w:szCs w:val="17"/>
-              </w:rPr>
-              <w:t xml:space="preserve">contador</w:t>
-            </w:r>
-            <w:r>
-              <w:rPr>
-                <w:rFonts w:ascii="Arial" w:cs="Arial" w:eastAsia="Arial" w:hAnsi="Arial"/>
-                <w:i/>
-                <w:iCs/>
-                <w:color w:val="1A1A1A"/>
-                <w:sz w:val="17"/>
-                <w:szCs w:val="17"/>
-              </w:rPr>
-              <w:t xml:space="preserve">, quero </w:t>
-            </w:r>
-            <w:r>
-              <w:rPr>
-                <w:rFonts w:ascii="Arial" w:cs="Arial" w:eastAsia="Arial" w:hAnsi="Arial"/>
-                <w:i/>
-                <w:iCs/>
-                <w:color w:val="1A1A1A"/>
-                <w:sz w:val="17"/>
-                <w:szCs w:val="17"/>
-              </w:rPr>
-              <w:t xml:space="preserve">estornar ou retificar um lançamento contábil incorreto</w:t>
-            </w:r>
-            <w:r>
-              <w:rPr>
-                <w:rFonts w:ascii="Arial" w:cs="Arial" w:eastAsia="Arial" w:hAnsi="Arial"/>
-                <w:i/>
-                <w:iCs/>
-                <w:color w:val="1A1A1A"/>
-                <w:sz w:val="17"/>
-                <w:szCs w:val="17"/>
-              </w:rPr>
-              <w:t xml:space="preserve">, para </w:t>
-            </w:r>
-            <w:r>
-              <w:rPr>
-                <w:rFonts w:ascii="Arial" w:cs="Arial" w:eastAsia="Arial" w:hAnsi="Arial"/>
-                <w:i/>
-                <w:iCs/>
-                <w:color w:val="1A1A1A"/>
-                <w:sz w:val="17"/>
-                <w:szCs w:val="17"/>
-              </w:rPr>
-              <w:t xml:space="preserve">erros sejam corrigidos de forma auditável sem apagar o lançamento original</w:t>
+              <w:t>Como contador, quero estornar ou retificar um lançamento contábil incorreto, para erros sejam corrigidos de forma auditável sem apagar o lançamento original</w:t>
             </w:r>
           </w:p>
         </w:tc>
@@ -5046,62 +4733,7 @@
                 <w:sz w:val="17"/>
                 <w:szCs w:val="17"/>
               </w:rPr>
-              <w:t xml:space="preserve">Como </w:t>
-            </w:r>
-            <w:r>
-              <w:rPr>
-                <w:rFonts w:ascii="Arial" w:cs="Arial" w:eastAsia="Arial" w:hAnsi="Arial"/>
-                <w:i/>
-                <w:iCs/>
-                <w:color w:val="1A1A1A"/>
-                <w:sz w:val="17"/>
-                <w:szCs w:val="17"/>
-              </w:rPr>
-              <w:t xml:space="preserve">contador</w:t>
-            </w:r>
-            <w:r>
-              <w:rPr>
-                <w:rFonts w:ascii="Arial" w:cs="Arial" w:eastAsia="Arial" w:hAnsi="Arial"/>
-                <w:i/>
-                <w:iCs/>
-                <w:color w:val="1A1A1A"/>
-                <w:sz w:val="17"/>
-                <w:szCs w:val="17"/>
-              </w:rPr>
-              <w:t xml:space="preserve">, quero </w:t>
-            </w:r>
-            <w:r>
-              <w:rPr>
-                <w:rFonts w:ascii="Arial" w:cs="Arial" w:eastAsia="Arial" w:hAnsi="Arial"/>
-                <w:i/>
-                <w:iCs/>
-                <w:color w:val="1A1A1A"/>
-                <w:sz w:val="17"/>
-                <w:szCs w:val="17"/>
-              </w:rPr>
-              <w:t xml:space="preserve">consultar o razão de qualquer conta e gerar o livro diário</w:t>
-            </w:r>
-            <w:r>
-              <w:rPr>
-                <w:rFonts w:ascii="Arial" w:cs="Arial" w:eastAsia="Arial" w:hAnsi="Arial"/>
-                <w:i/>
-                <w:iCs/>
-                <w:color w:val="1A1A1A"/>
-                <w:sz w:val="17"/>
-                <w:szCs w:val="17"/>
-              </w:rPr>
-              <w:t xml:space="preserve">, para </w:t>
-            </w:r>
-            <w:r>
-              <w:rPr>
-                <w:rFonts w:ascii="Arial" w:cs="Arial" w:eastAsia="Arial" w:hAnsi="Arial"/>
-                <w:i/>
-                <w:iCs/>
-                <w:color w:val="1A1A1A"/>
-                <w:sz w:val="17"/>
-                <w:szCs w:val="17"/>
-              </w:rPr>
-              <w:t xml:space="preserve">eu tenha visibilidade de todos os movimentos conta a conta e possa auditar</w:t>
+              <w:t>Como contador, quero consultar o razão de qualquer conta e gerar o livro diário, para eu tenha visibilidade de todos os movimentos conta a conta e possa auditar</w:t>
             </w:r>
           </w:p>
         </w:tc>
@@ -5397,62 +5029,7 @@
                 <w:sz w:val="17"/>
                 <w:szCs w:val="17"/>
               </w:rPr>
-              <w:t xml:space="preserve">Como </w:t>
-            </w:r>
-            <w:r>
-              <w:rPr>
-                <w:rFonts w:ascii="Arial" w:cs="Arial" w:eastAsia="Arial" w:hAnsi="Arial"/>
-                <w:i/>
-                <w:iCs/>
-                <w:color w:val="1A1A1A"/>
-                <w:sz w:val="17"/>
-                <w:szCs w:val="17"/>
-              </w:rPr>
-              <w:t xml:space="preserve">contador</w:t>
-            </w:r>
-            <w:r>
-              <w:rPr>
-                <w:rFonts w:ascii="Arial" w:cs="Arial" w:eastAsia="Arial" w:hAnsi="Arial"/>
-                <w:i/>
-                <w:iCs/>
-                <w:color w:val="1A1A1A"/>
-                <w:sz w:val="17"/>
-                <w:szCs w:val="17"/>
-              </w:rPr>
-              <w:t xml:space="preserve">, quero </w:t>
-            </w:r>
-            <w:r>
-              <w:rPr>
-                <w:rFonts w:ascii="Arial" w:cs="Arial" w:eastAsia="Arial" w:hAnsi="Arial"/>
-                <w:i/>
-                <w:iCs/>
-                <w:color w:val="1A1A1A"/>
-                <w:sz w:val="17"/>
-                <w:szCs w:val="17"/>
-              </w:rPr>
-              <w:t xml:space="preserve">gerar o balancete de verificação em qualquer data</w:t>
-            </w:r>
-            <w:r>
-              <w:rPr>
-                <w:rFonts w:ascii="Arial" w:cs="Arial" w:eastAsia="Arial" w:hAnsi="Arial"/>
-                <w:i/>
-                <w:iCs/>
-                <w:color w:val="1A1A1A"/>
-                <w:sz w:val="17"/>
-                <w:szCs w:val="17"/>
-              </w:rPr>
-              <w:t xml:space="preserve">, para </w:t>
-            </w:r>
-            <w:r>
-              <w:rPr>
-                <w:rFonts w:ascii="Arial" w:cs="Arial" w:eastAsia="Arial" w:hAnsi="Arial"/>
-                <w:i/>
-                <w:iCs/>
-                <w:color w:val="1A1A1A"/>
-                <w:sz w:val="17"/>
-                <w:szCs w:val="17"/>
-              </w:rPr>
-              <w:t xml:space="preserve">eu confira que todos os saldos estão equilibrados antes de gerar as demonstrações</w:t>
+              <w:t>Como contador, quero gerar o balancete de verificação em qualquer data, para eu confira que todos os saldos estão equilibrados antes de gerar as demonstrações</w:t>
             </w:r>
           </w:p>
         </w:tc>
@@ -5987,62 +5564,7 @@
                 <w:sz w:val="17"/>
                 <w:szCs w:val="17"/>
               </w:rPr>
-              <w:t xml:space="preserve">Como </w:t>
-            </w:r>
-            <w:r>
-              <w:rPr>
-                <w:rFonts w:ascii="Arial" w:cs="Arial" w:eastAsia="Arial" w:hAnsi="Arial"/>
-                <w:i/>
-                <w:iCs/>
-                <w:color w:val="1A1A1A"/>
-                <w:sz w:val="17"/>
-                <w:szCs w:val="17"/>
-              </w:rPr>
-              <w:t xml:space="preserve">contador</w:t>
-            </w:r>
-            <w:r>
-              <w:rPr>
-                <w:rFonts w:ascii="Arial" w:cs="Arial" w:eastAsia="Arial" w:hAnsi="Arial"/>
-                <w:i/>
-                <w:iCs/>
-                <w:color w:val="1A1A1A"/>
-                <w:sz w:val="17"/>
-                <w:szCs w:val="17"/>
-              </w:rPr>
-              <w:t xml:space="preserve">, quero </w:t>
-            </w:r>
-            <w:r>
-              <w:rPr>
-                <w:rFonts w:ascii="Arial" w:cs="Arial" w:eastAsia="Arial" w:hAnsi="Arial"/>
-                <w:i/>
-                <w:iCs/>
-                <w:color w:val="1A1A1A"/>
-                <w:sz w:val="17"/>
-                <w:szCs w:val="17"/>
-              </w:rPr>
-              <w:t xml:space="preserve">ter um checklist estruturado com todas as etapas do fechamento contábil</w:t>
-            </w:r>
-            <w:r>
-              <w:rPr>
-                <w:rFonts w:ascii="Arial" w:cs="Arial" w:eastAsia="Arial" w:hAnsi="Arial"/>
-                <w:i/>
-                <w:iCs/>
-                <w:color w:val="1A1A1A"/>
-                <w:sz w:val="17"/>
-                <w:szCs w:val="17"/>
-              </w:rPr>
-              <w:t xml:space="preserve">, para </w:t>
-            </w:r>
-            <w:r>
-              <w:rPr>
-                <w:rFonts w:ascii="Arial" w:cs="Arial" w:eastAsia="Arial" w:hAnsi="Arial"/>
-                <w:i/>
-                <w:iCs/>
-                <w:color w:val="1A1A1A"/>
-                <w:sz w:val="17"/>
-                <w:szCs w:val="17"/>
-              </w:rPr>
-              <w:t xml:space="preserve">nenhuma etapa seja esquecida e o fechamento siga um processo padronizado</w:t>
+              <w:t>Como contador, quero ter um checklist estruturado com todas as etapas do fechamento contábil, para nenhuma etapa seja esquecida e o fechamento siga um processo padronizado</w:t>
             </w:r>
           </w:p>
         </w:tc>
@@ -6337,62 +5859,7 @@
                 <w:sz w:val="17"/>
                 <w:szCs w:val="17"/>
               </w:rPr>
-              <w:t xml:space="preserve">Como </w:t>
-            </w:r>
-            <w:r>
-              <w:rPr>
-                <w:rFonts w:ascii="Arial" w:cs="Arial" w:eastAsia="Arial" w:hAnsi="Arial"/>
-                <w:i/>
-                <w:iCs/>
-                <w:color w:val="1A1A1A"/>
-                <w:sz w:val="17"/>
-                <w:szCs w:val="17"/>
-              </w:rPr>
-              <w:t xml:space="preserve">contador</w:t>
-            </w:r>
-            <w:r>
-              <w:rPr>
-                <w:rFonts w:ascii="Arial" w:cs="Arial" w:eastAsia="Arial" w:hAnsi="Arial"/>
-                <w:i/>
-                <w:iCs/>
-                <w:color w:val="1A1A1A"/>
-                <w:sz w:val="17"/>
-                <w:szCs w:val="17"/>
-              </w:rPr>
-              <w:t xml:space="preserve">, quero </w:t>
-            </w:r>
-            <w:r>
-              <w:rPr>
-                <w:rFonts w:ascii="Arial" w:cs="Arial" w:eastAsia="Arial" w:hAnsi="Arial"/>
-                <w:i/>
-                <w:iCs/>
-                <w:color w:val="1A1A1A"/>
-                <w:sz w:val="17"/>
-                <w:szCs w:val="17"/>
-              </w:rPr>
-              <w:t xml:space="preserve">conciliar o saldo contábil da conta banco com o extrato bancário</w:t>
-            </w:r>
-            <w:r>
-              <w:rPr>
-                <w:rFonts w:ascii="Arial" w:cs="Arial" w:eastAsia="Arial" w:hAnsi="Arial"/>
-                <w:i/>
-                <w:iCs/>
-                <w:color w:val="1A1A1A"/>
-                <w:sz w:val="17"/>
-                <w:szCs w:val="17"/>
-              </w:rPr>
-              <w:t xml:space="preserve">, para </w:t>
-            </w:r>
-            <w:r>
-              <w:rPr>
-                <w:rFonts w:ascii="Arial" w:cs="Arial" w:eastAsia="Arial" w:hAnsi="Arial"/>
-                <w:i/>
-                <w:iCs/>
-                <w:color w:val="1A1A1A"/>
-                <w:sz w:val="17"/>
-                <w:szCs w:val="17"/>
-              </w:rPr>
-              <w:t xml:space="preserve">diferenças sejam identificadas e justificadas antes do fechamento</w:t>
+              <w:t>Como contador, quero conciliar o saldo contábil da conta banco com o extrato bancário, para diferenças sejam identificadas e justificadas antes do fechamento</w:t>
             </w:r>
           </w:p>
         </w:tc>
@@ -6688,62 +6155,7 @@
                 <w:sz w:val="17"/>
                 <w:szCs w:val="17"/>
               </w:rPr>
-              <w:t xml:space="preserve">Como </w:t>
-            </w:r>
-            <w:r>
-              <w:rPr>
-                <w:rFonts w:ascii="Arial" w:cs="Arial" w:eastAsia="Arial" w:hAnsi="Arial"/>
-                <w:i/>
-                <w:iCs/>
-                <w:color w:val="1A1A1A"/>
-                <w:sz w:val="17"/>
-                <w:szCs w:val="17"/>
-              </w:rPr>
-              <w:t xml:space="preserve">contador-chefe</w:t>
-            </w:r>
-            <w:r>
-              <w:rPr>
-                <w:rFonts w:ascii="Arial" w:cs="Arial" w:eastAsia="Arial" w:hAnsi="Arial"/>
-                <w:i/>
-                <w:iCs/>
-                <w:color w:val="1A1A1A"/>
-                <w:sz w:val="17"/>
-                <w:szCs w:val="17"/>
-              </w:rPr>
-              <w:t xml:space="preserve">, quero </w:t>
-            </w:r>
-            <w:r>
-              <w:rPr>
-                <w:rFonts w:ascii="Arial" w:cs="Arial" w:eastAsia="Arial" w:hAnsi="Arial"/>
-                <w:i/>
-                <w:iCs/>
-                <w:color w:val="1A1A1A"/>
-                <w:sz w:val="17"/>
-                <w:szCs w:val="17"/>
-              </w:rPr>
-              <w:t xml:space="preserve">fechar oficialmente um período contábil bloqueando alterações</w:t>
-            </w:r>
-            <w:r>
-              <w:rPr>
-                <w:rFonts w:ascii="Arial" w:cs="Arial" w:eastAsia="Arial" w:hAnsi="Arial"/>
-                <w:i/>
-                <w:iCs/>
-                <w:color w:val="1A1A1A"/>
-                <w:sz w:val="17"/>
-                <w:szCs w:val="17"/>
-              </w:rPr>
-              <w:t xml:space="preserve">, para </w:t>
-            </w:r>
-            <w:r>
-              <w:rPr>
-                <w:rFonts w:ascii="Arial" w:cs="Arial" w:eastAsia="Arial" w:hAnsi="Arial"/>
-                <w:i/>
-                <w:iCs/>
-                <w:color w:val="1A1A1A"/>
-                <w:sz w:val="17"/>
-                <w:szCs w:val="17"/>
-              </w:rPr>
-              <w:t xml:space="preserve">os números sejam confiáveis e não sofram alterações retroativas indevidas</w:t>
+              <w:t>Como contador-chefe, quero fechar oficialmente um período contábil bloqueando alterações, para os números sejam confiáveis e não sofram alterações retroativas indevidas</w:t>
             </w:r>
           </w:p>
         </w:tc>
@@ -6934,6 +6346,64 @@
                 <w:szCs w:val="17"/>
               </w:rPr>
               <w:t xml:space="preserve">☐ Lançamento de encerramento das contas de resultado gerado automaticamente</w:t>
+            </w:r>
+          </w:p>
+          <w:p>
+            <w:pPr>
+              <w:spacing w:before="60" w:after="30"/>
+            </w:pPr>
+            <w:r>
+              <w:rPr>
+                <w:rFonts w:ascii="Arial" w:cs="Arial" w:eastAsia="Arial" w:hAnsi="Arial"/>
+                <w:b/>
+                <w:bCs/>
+                <w:color w:val="2E7D32"/>
+                <w:sz w:val="17"/>
+                <w:szCs w:val="17"/>
+              </w:rPr>
+              <w:t xml:space="preserve">Frontend / Interface:</w:t>
+            </w:r>
+          </w:p>
+          <w:p>
+            <w:pPr>
+              <w:spacing w:after="30"/>
+            </w:pPr>
+            <w:r>
+              <w:rPr>
+                <w:rFonts w:ascii="Arial" w:cs="Arial" w:eastAsia="Arial" w:hAnsi="Arial"/>
+                <w:color w:val="1A1A1A"/>
+                <w:sz w:val="17"/>
+                <w:szCs w:val="17"/>
+              </w:rPr>
+              <w:t xml:space="preserve">☐ Botão de fechamento no calendário de períodos: ação com modal de confirmação exigindo justificativa</w:t>
+            </w:r>
+          </w:p>
+          <w:p>
+            <w:pPr>
+              <w:spacing w:after="30"/>
+            </w:pPr>
+            <w:r>
+              <w:rPr>
+                <w:rFonts w:ascii="Arial" w:cs="Arial" w:eastAsia="Arial" w:hAnsi="Arial"/>
+                <w:color w:val="1A1A1A"/>
+                <w:sz w:val="17"/>
+                <w:szCs w:val="17"/>
+              </w:rPr>
+              <w:t xml:space="preserve">☐ Indicador visual de status: badge colorido por período (aberto=verde, fechado=cinza, reaberto=amarelo) no calendário</w:t>
+            </w:r>
+          </w:p>
+          <w:p>
+            <w:pPr>
+              <w:spacing w:after="30"/>
+            </w:pPr>
+            <w:r>
+              <w:rPr>
+                <w:rFonts w:ascii="Arial" w:cs="Arial" w:eastAsia="Arial" w:hAnsi="Arial"/>
+                <w:color w:val="1A1A1A"/>
+                <w:sz w:val="17"/>
+                <w:szCs w:val="17"/>
+              </w:rPr>
+              <w:t xml:space="preserve">☐ Dialog de reabertura: modal com campo obrigatório de motivo, log de reaberturas visível no período</w:t>
             </w:r>
           </w:p>
         </w:tc>
@@ -7278,62 +6748,7 @@
                 <w:sz w:val="17"/>
                 <w:szCs w:val="17"/>
               </w:rPr>
-              <w:t xml:space="preserve">Como </w:t>
-            </w:r>
-            <w:r>
-              <w:rPr>
-                <w:rFonts w:ascii="Arial" w:cs="Arial" w:eastAsia="Arial" w:hAnsi="Arial"/>
-                <w:i/>
-                <w:iCs/>
-                <w:color w:val="1A1A1A"/>
-                <w:sz w:val="17"/>
-                <w:szCs w:val="17"/>
-              </w:rPr>
-              <w:t xml:space="preserve">contador</w:t>
-            </w:r>
-            <w:r>
-              <w:rPr>
-                <w:rFonts w:ascii="Arial" w:cs="Arial" w:eastAsia="Arial" w:hAnsi="Arial"/>
-                <w:i/>
-                <w:iCs/>
-                <w:color w:val="1A1A1A"/>
-                <w:sz w:val="17"/>
-                <w:szCs w:val="17"/>
-              </w:rPr>
-              <w:t xml:space="preserve">, quero </w:t>
-            </w:r>
-            <w:r>
-              <w:rPr>
-                <w:rFonts w:ascii="Arial" w:cs="Arial" w:eastAsia="Arial" w:hAnsi="Arial"/>
-                <w:i/>
-                <w:iCs/>
-                <w:color w:val="1A1A1A"/>
-                <w:sz w:val="17"/>
-                <w:szCs w:val="17"/>
-              </w:rPr>
-              <w:t xml:space="preserve">configurar a estrutura da DRE vinculando cada linha às contas contábeis</w:t>
-            </w:r>
-            <w:r>
-              <w:rPr>
-                <w:rFonts w:ascii="Arial" w:cs="Arial" w:eastAsia="Arial" w:hAnsi="Arial"/>
-                <w:i/>
-                <w:iCs/>
-                <w:color w:val="1A1A1A"/>
-                <w:sz w:val="17"/>
-                <w:szCs w:val="17"/>
-              </w:rPr>
-              <w:t xml:space="preserve">, para </w:t>
-            </w:r>
-            <w:r>
-              <w:rPr>
-                <w:rFonts w:ascii="Arial" w:cs="Arial" w:eastAsia="Arial" w:hAnsi="Arial"/>
-                <w:i/>
-                <w:iCs/>
-                <w:color w:val="1A1A1A"/>
-                <w:sz w:val="17"/>
-                <w:szCs w:val="17"/>
-              </w:rPr>
-              <w:t xml:space="preserve">a DRE reflita a realidade da operação rural com as linhas e subtotais adequados</w:t>
+              <w:t>Como contador, quero configurar a estrutura da DRE vinculando cada linha às contas contábeis, para a DRE reflita a realidade da operação rural com as linhas e subtotais adequados</w:t>
             </w:r>
           </w:p>
         </w:tc>
@@ -7600,62 +7015,7 @@
                 <w:sz w:val="17"/>
                 <w:szCs w:val="17"/>
               </w:rPr>
-              <w:t xml:space="preserve">Como </w:t>
-            </w:r>
-            <w:r>
-              <w:rPr>
-                <w:rFonts w:ascii="Arial" w:cs="Arial" w:eastAsia="Arial" w:hAnsi="Arial"/>
-                <w:i/>
-                <w:iCs/>
-                <w:color w:val="1A1A1A"/>
-                <w:sz w:val="17"/>
-                <w:szCs w:val="17"/>
-              </w:rPr>
-              <w:t xml:space="preserve">gerente ou diretor</w:t>
-            </w:r>
-            <w:r>
-              <w:rPr>
-                <w:rFonts w:ascii="Arial" w:cs="Arial" w:eastAsia="Arial" w:hAnsi="Arial"/>
-                <w:i/>
-                <w:iCs/>
-                <w:color w:val="1A1A1A"/>
-                <w:sz w:val="17"/>
-                <w:szCs w:val="17"/>
-              </w:rPr>
-              <w:t xml:space="preserve">, quero </w:t>
-            </w:r>
-            <w:r>
-              <w:rPr>
-                <w:rFonts w:ascii="Arial" w:cs="Arial" w:eastAsia="Arial" w:hAnsi="Arial"/>
-                <w:i/>
-                <w:iCs/>
-                <w:color w:val="1A1A1A"/>
-                <w:sz w:val="17"/>
-                <w:szCs w:val="17"/>
-              </w:rPr>
-              <w:t xml:space="preserve">gerar a DRE do período com comparativos</w:t>
-            </w:r>
-            <w:r>
-              <w:rPr>
-                <w:rFonts w:ascii="Arial" w:cs="Arial" w:eastAsia="Arial" w:hAnsi="Arial"/>
-                <w:i/>
-                <w:iCs/>
-                <w:color w:val="1A1A1A"/>
-                <w:sz w:val="17"/>
-                <w:szCs w:val="17"/>
-              </w:rPr>
-              <w:t xml:space="preserve">, para </w:t>
-            </w:r>
-            <w:r>
-              <w:rPr>
-                <w:rFonts w:ascii="Arial" w:cs="Arial" w:eastAsia="Arial" w:hAnsi="Arial"/>
-                <w:i/>
-                <w:iCs/>
-                <w:color w:val="1A1A1A"/>
-                <w:sz w:val="17"/>
-                <w:szCs w:val="17"/>
-              </w:rPr>
-              <w:t xml:space="preserve">eu entenda o resultado financeiro e identifique tendências</w:t>
+              <w:t>Como gerente ou diretor, quero gerar a DRE do período com comparativos, para eu entenda o resultado financeiro e identifique tendências</w:t>
             </w:r>
           </w:p>
         </w:tc>
@@ -8221,62 +7581,7 @@
                 <w:sz w:val="17"/>
                 <w:szCs w:val="17"/>
               </w:rPr>
-              <w:t xml:space="preserve">Como </w:t>
-            </w:r>
-            <w:r>
-              <w:rPr>
-                <w:rFonts w:ascii="Arial" w:cs="Arial" w:eastAsia="Arial" w:hAnsi="Arial"/>
-                <w:i/>
-                <w:iCs/>
-                <w:color w:val="1A1A1A"/>
-                <w:sz w:val="17"/>
-                <w:szCs w:val="17"/>
-              </w:rPr>
-              <w:t xml:space="preserve">contador</w:t>
-            </w:r>
-            <w:r>
-              <w:rPr>
-                <w:rFonts w:ascii="Arial" w:cs="Arial" w:eastAsia="Arial" w:hAnsi="Arial"/>
-                <w:i/>
-                <w:iCs/>
-                <w:color w:val="1A1A1A"/>
-                <w:sz w:val="17"/>
-                <w:szCs w:val="17"/>
-              </w:rPr>
-              <w:t xml:space="preserve">, quero </w:t>
-            </w:r>
-            <w:r>
-              <w:rPr>
-                <w:rFonts w:ascii="Arial" w:cs="Arial" w:eastAsia="Arial" w:hAnsi="Arial"/>
-                <w:i/>
-                <w:iCs/>
-                <w:color w:val="1A1A1A"/>
-                <w:sz w:val="17"/>
-                <w:szCs w:val="17"/>
-              </w:rPr>
-              <w:t xml:space="preserve">configurar a estrutura do Balanço Patrimonial com grupos e contas</w:t>
-            </w:r>
-            <w:r>
-              <w:rPr>
-                <w:rFonts w:ascii="Arial" w:cs="Arial" w:eastAsia="Arial" w:hAnsi="Arial"/>
-                <w:i/>
-                <w:iCs/>
-                <w:color w:val="1A1A1A"/>
-                <w:sz w:val="17"/>
-                <w:szCs w:val="17"/>
-              </w:rPr>
-              <w:t xml:space="preserve">, para </w:t>
-            </w:r>
-            <w:r>
-              <w:rPr>
-                <w:rFonts w:ascii="Arial" w:cs="Arial" w:eastAsia="Arial" w:hAnsi="Arial"/>
-                <w:i/>
-                <w:iCs/>
-                <w:color w:val="1A1A1A"/>
-                <w:sz w:val="17"/>
-                <w:szCs w:val="17"/>
-              </w:rPr>
-              <w:t xml:space="preserve">o BP apresente a posição patrimonial da fazenda conforme normas contábeis rurais</w:t>
+              <w:t>Como contador, quero configurar a estrutura do Balanço Patrimonial com grupos e contas, para o BP apresente a posição patrimonial da fazenda conforme normas contábeis rurais</w:t>
             </w:r>
           </w:p>
         </w:tc>
@@ -8529,62 +7834,7 @@
                 <w:sz w:val="17"/>
                 <w:szCs w:val="17"/>
               </w:rPr>
-              <w:t xml:space="preserve">Como </w:t>
-            </w:r>
-            <w:r>
-              <w:rPr>
-                <w:rFonts w:ascii="Arial" w:cs="Arial" w:eastAsia="Arial" w:hAnsi="Arial"/>
-                <w:i/>
-                <w:iCs/>
-                <w:color w:val="1A1A1A"/>
-                <w:sz w:val="17"/>
-                <w:szCs w:val="17"/>
-              </w:rPr>
-              <w:t xml:space="preserve">gerente ou diretor</w:t>
-            </w:r>
-            <w:r>
-              <w:rPr>
-                <w:rFonts w:ascii="Arial" w:cs="Arial" w:eastAsia="Arial" w:hAnsi="Arial"/>
-                <w:i/>
-                <w:iCs/>
-                <w:color w:val="1A1A1A"/>
-                <w:sz w:val="17"/>
-                <w:szCs w:val="17"/>
-              </w:rPr>
-              <w:t xml:space="preserve">, quero </w:t>
-            </w:r>
-            <w:r>
-              <w:rPr>
-                <w:rFonts w:ascii="Arial" w:cs="Arial" w:eastAsia="Arial" w:hAnsi="Arial"/>
-                <w:i/>
-                <w:iCs/>
-                <w:color w:val="1A1A1A"/>
-                <w:sz w:val="17"/>
-                <w:szCs w:val="17"/>
-              </w:rPr>
-              <w:t xml:space="preserve">gerar o BP em qualquer data com comparativo do período anterior</w:t>
-            </w:r>
-            <w:r>
-              <w:rPr>
-                <w:rFonts w:ascii="Arial" w:cs="Arial" w:eastAsia="Arial" w:hAnsi="Arial"/>
-                <w:i/>
-                <w:iCs/>
-                <w:color w:val="1A1A1A"/>
-                <w:sz w:val="17"/>
-                <w:szCs w:val="17"/>
-              </w:rPr>
-              <w:t xml:space="preserve">, para </w:t>
-            </w:r>
-            <w:r>
-              <w:rPr>
-                <w:rFonts w:ascii="Arial" w:cs="Arial" w:eastAsia="Arial" w:hAnsi="Arial"/>
-                <w:i/>
-                <w:iCs/>
-                <w:color w:val="1A1A1A"/>
-                <w:sz w:val="17"/>
-                <w:szCs w:val="17"/>
-              </w:rPr>
-              <w:t xml:space="preserve">eu conheça a posição patrimonial da fazenda e como ela evoluiu</w:t>
+              <w:t>Como gerente ou diretor, quero gerar o BP em qualquer data com comparativo do período anterior, para eu conheça a posição patrimonial da fazenda e como ela evoluiu</w:t>
             </w:r>
           </w:p>
         </w:tc>
@@ -9150,62 +8400,7 @@
                 <w:sz w:val="17"/>
                 <w:szCs w:val="17"/>
               </w:rPr>
-              <w:t xml:space="preserve">Como </w:t>
-            </w:r>
-            <w:r>
-              <w:rPr>
-                <w:rFonts w:ascii="Arial" w:cs="Arial" w:eastAsia="Arial" w:hAnsi="Arial"/>
-                <w:i/>
-                <w:iCs/>
-                <w:color w:val="1A1A1A"/>
-                <w:sz w:val="17"/>
-                <w:szCs w:val="17"/>
-              </w:rPr>
-              <w:t xml:space="preserve">contador</w:t>
-            </w:r>
-            <w:r>
-              <w:rPr>
-                <w:rFonts w:ascii="Arial" w:cs="Arial" w:eastAsia="Arial" w:hAnsi="Arial"/>
-                <w:i/>
-                <w:iCs/>
-                <w:color w:val="1A1A1A"/>
-                <w:sz w:val="17"/>
-                <w:szCs w:val="17"/>
-              </w:rPr>
-              <w:t xml:space="preserve">, quero </w:t>
-            </w:r>
-            <w:r>
-              <w:rPr>
-                <w:rFonts w:ascii="Arial" w:cs="Arial" w:eastAsia="Arial" w:hAnsi="Arial"/>
-                <w:i/>
-                <w:iCs/>
-                <w:color w:val="1A1A1A"/>
-                <w:sz w:val="17"/>
-                <w:szCs w:val="17"/>
-              </w:rPr>
-              <w:t xml:space="preserve">configurar a DFC nos dois métodos aceitos (direto e indireto)</w:t>
-            </w:r>
-            <w:r>
-              <w:rPr>
-                <w:rFonts w:ascii="Arial" w:cs="Arial" w:eastAsia="Arial" w:hAnsi="Arial"/>
-                <w:i/>
-                <w:iCs/>
-                <w:color w:val="1A1A1A"/>
-                <w:sz w:val="17"/>
-                <w:szCs w:val="17"/>
-              </w:rPr>
-              <w:t xml:space="preserve">, para </w:t>
-            </w:r>
-            <w:r>
-              <w:rPr>
-                <w:rFonts w:ascii="Arial" w:cs="Arial" w:eastAsia="Arial" w:hAnsi="Arial"/>
-                <w:i/>
-                <w:iCs/>
-                <w:color w:val="1A1A1A"/>
-                <w:sz w:val="17"/>
-                <w:szCs w:val="17"/>
-              </w:rPr>
-              <w:t xml:space="preserve">a demonstração atenda às exigências legais e às necessidades gerenciais</w:t>
+              <w:t>Como contador, quero configurar a DFC nos dois métodos aceitos (direto e indireto), para a demonstração atenda às exigências legais e às necessidades gerenciais</w:t>
             </w:r>
           </w:p>
         </w:tc>
@@ -9472,62 +8667,7 @@
                 <w:sz w:val="17"/>
                 <w:szCs w:val="17"/>
               </w:rPr>
-              <w:t xml:space="preserve">Como </w:t>
-            </w:r>
-            <w:r>
-              <w:rPr>
-                <w:rFonts w:ascii="Arial" w:cs="Arial" w:eastAsia="Arial" w:hAnsi="Arial"/>
-                <w:i/>
-                <w:iCs/>
-                <w:color w:val="1A1A1A"/>
-                <w:sz w:val="17"/>
-                <w:szCs w:val="17"/>
-              </w:rPr>
-              <w:t xml:space="preserve">gerente financeiro</w:t>
-            </w:r>
-            <w:r>
-              <w:rPr>
-                <w:rFonts w:ascii="Arial" w:cs="Arial" w:eastAsia="Arial" w:hAnsi="Arial"/>
-                <w:i/>
-                <w:iCs/>
-                <w:color w:val="1A1A1A"/>
-                <w:sz w:val="17"/>
-                <w:szCs w:val="17"/>
-              </w:rPr>
-              <w:t xml:space="preserve">, quero </w:t>
-            </w:r>
-            <w:r>
-              <w:rPr>
-                <w:rFonts w:ascii="Arial" w:cs="Arial" w:eastAsia="Arial" w:hAnsi="Arial"/>
-                <w:i/>
-                <w:iCs/>
-                <w:color w:val="1A1A1A"/>
-                <w:sz w:val="17"/>
-                <w:szCs w:val="17"/>
-              </w:rPr>
-              <w:t xml:space="preserve">gerar a DFC do período com comparativos</w:t>
-            </w:r>
-            <w:r>
-              <w:rPr>
-                <w:rFonts w:ascii="Arial" w:cs="Arial" w:eastAsia="Arial" w:hAnsi="Arial"/>
-                <w:i/>
-                <w:iCs/>
-                <w:color w:val="1A1A1A"/>
-                <w:sz w:val="17"/>
-                <w:szCs w:val="17"/>
-              </w:rPr>
-              <w:t xml:space="preserve">, para </w:t>
-            </w:r>
-            <w:r>
-              <w:rPr>
-                <w:rFonts w:ascii="Arial" w:cs="Arial" w:eastAsia="Arial" w:hAnsi="Arial"/>
-                <w:i/>
-                <w:iCs/>
-                <w:color w:val="1A1A1A"/>
-                <w:sz w:val="17"/>
-                <w:szCs w:val="17"/>
-              </w:rPr>
-              <w:t xml:space="preserve">eu entenda de onde veio e para onde foi o dinheiro da fazenda</w:t>
+              <w:t>Como gerente financeiro, quero gerar a DFC do período com comparativos, para eu entenda de onde veio e para onde foi o dinheiro da fazenda</w:t>
             </w:r>
           </w:p>
         </w:tc>
@@ -10079,62 +9219,7 @@
                 <w:sz w:val="17"/>
                 <w:szCs w:val="17"/>
               </w:rPr>
-              <w:t xml:space="preserve">Como </w:t>
-            </w:r>
-            <w:r>
-              <w:rPr>
-                <w:rFonts w:ascii="Arial" w:cs="Arial" w:eastAsia="Arial" w:hAnsi="Arial"/>
-                <w:i/>
-                <w:iCs/>
-                <w:color w:val="1A1A1A"/>
-                <w:sz w:val="17"/>
-                <w:szCs w:val="17"/>
-              </w:rPr>
-              <w:t xml:space="preserve">contador ou auditor</w:t>
-            </w:r>
-            <w:r>
-              <w:rPr>
-                <w:rFonts w:ascii="Arial" w:cs="Arial" w:eastAsia="Arial" w:hAnsi="Arial"/>
-                <w:i/>
-                <w:iCs/>
-                <w:color w:val="1A1A1A"/>
-                <w:sz w:val="17"/>
-                <w:szCs w:val="17"/>
-              </w:rPr>
-              <w:t xml:space="preserve">, quero </w:t>
-            </w:r>
-            <w:r>
-              <w:rPr>
-                <w:rFonts w:ascii="Arial" w:cs="Arial" w:eastAsia="Arial" w:hAnsi="Arial"/>
-                <w:i/>
-                <w:iCs/>
-                <w:color w:val="1A1A1A"/>
-                <w:sz w:val="17"/>
-                <w:szCs w:val="17"/>
-              </w:rPr>
-              <w:t xml:space="preserve">validar automaticamente que as três demonstrações estão consistentes entre si</w:t>
-            </w:r>
-            <w:r>
-              <w:rPr>
-                <w:rFonts w:ascii="Arial" w:cs="Arial" w:eastAsia="Arial" w:hAnsi="Arial"/>
-                <w:i/>
-                <w:iCs/>
-                <w:color w:val="1A1A1A"/>
-                <w:sz w:val="17"/>
-                <w:szCs w:val="17"/>
-              </w:rPr>
-              <w:t xml:space="preserve">, para </w:t>
-            </w:r>
-            <w:r>
-              <w:rPr>
-                <w:rFonts w:ascii="Arial" w:cs="Arial" w:eastAsia="Arial" w:hAnsi="Arial"/>
-                <w:i/>
-                <w:iCs/>
-                <w:color w:val="1A1A1A"/>
-                <w:sz w:val="17"/>
-                <w:szCs w:val="17"/>
-              </w:rPr>
-              <w:t xml:space="preserve">eu tenha certeza de que não há erro contábil e as demonstrações possam ser apresentadas com confiança</w:t>
+              <w:t>Como contador ou auditor, quero validar automaticamente que as três demonstrações estão consistentes entre si, para eu tenha certeza de que não há erro contábil e as demonstrações possam ser apresentadas com confiança</w:t>
             </w:r>
           </w:p>
         </w:tc>
@@ -10443,62 +9528,7 @@
                 <w:sz w:val="17"/>
                 <w:szCs w:val="17"/>
               </w:rPr>
-              <w:t xml:space="preserve">Como </w:t>
-            </w:r>
-            <w:r>
-              <w:rPr>
-                <w:rFonts w:ascii="Arial" w:cs="Arial" w:eastAsia="Arial" w:hAnsi="Arial"/>
-                <w:i/>
-                <w:iCs/>
-                <w:color w:val="1A1A1A"/>
-                <w:sz w:val="17"/>
-                <w:szCs w:val="17"/>
-              </w:rPr>
-              <w:t xml:space="preserve">gerente ou diretor</w:t>
-            </w:r>
-            <w:r>
-              <w:rPr>
-                <w:rFonts w:ascii="Arial" w:cs="Arial" w:eastAsia="Arial" w:hAnsi="Arial"/>
-                <w:i/>
-                <w:iCs/>
-                <w:color w:val="1A1A1A"/>
-                <w:sz w:val="17"/>
-                <w:szCs w:val="17"/>
-              </w:rPr>
-              <w:t xml:space="preserve">, quero </w:t>
-            </w:r>
-            <w:r>
-              <w:rPr>
-                <w:rFonts w:ascii="Arial" w:cs="Arial" w:eastAsia="Arial" w:hAnsi="Arial"/>
-                <w:i/>
-                <w:iCs/>
-                <w:color w:val="1A1A1A"/>
-                <w:sz w:val="17"/>
-                <w:szCs w:val="17"/>
-              </w:rPr>
-              <w:t xml:space="preserve">gerar um documento único com DRE + BP + DFC + notas explicativas</w:t>
-            </w:r>
-            <w:r>
-              <w:rPr>
-                <w:rFonts w:ascii="Arial" w:cs="Arial" w:eastAsia="Arial" w:hAnsi="Arial"/>
-                <w:i/>
-                <w:iCs/>
-                <w:color w:val="1A1A1A"/>
-                <w:sz w:val="17"/>
-                <w:szCs w:val="17"/>
-              </w:rPr>
-              <w:t xml:space="preserve">, para </w:t>
-            </w:r>
-            <w:r>
-              <w:rPr>
-                <w:rFonts w:ascii="Arial" w:cs="Arial" w:eastAsia="Arial" w:hAnsi="Arial"/>
-                <w:i/>
-                <w:iCs/>
-                <w:color w:val="1A1A1A"/>
-                <w:sz w:val="17"/>
-                <w:szCs w:val="17"/>
-              </w:rPr>
-              <w:t xml:space="preserve">eu tenha um relatório profissional para apresentar a bancos, investidores e auditorias</w:t>
+              <w:t>Como gerente ou diretor, quero gerar um documento único com DRE + BP + DFC + notas explicativas, para eu tenha um relatório profissional para apresentar a bancos, investidores e auditorias</w:t>
             </w:r>
           </w:p>
         </w:tc>
@@ -10794,62 +9824,7 @@
                 <w:sz w:val="17"/>
                 <w:szCs w:val="17"/>
               </w:rPr>
-              <w:t xml:space="preserve">Como </w:t>
-            </w:r>
-            <w:r>
-              <w:rPr>
-                <w:rFonts w:ascii="Arial" w:cs="Arial" w:eastAsia="Arial" w:hAnsi="Arial"/>
-                <w:i/>
-                <w:iCs/>
-                <w:color w:val="1A1A1A"/>
-                <w:sz w:val="17"/>
-                <w:szCs w:val="17"/>
-              </w:rPr>
-              <w:t xml:space="preserve">contador</w:t>
-            </w:r>
-            <w:r>
-              <w:rPr>
-                <w:rFonts w:ascii="Arial" w:cs="Arial" w:eastAsia="Arial" w:hAnsi="Arial"/>
-                <w:i/>
-                <w:iCs/>
-                <w:color w:val="1A1A1A"/>
-                <w:sz w:val="17"/>
-                <w:szCs w:val="17"/>
-              </w:rPr>
-              <w:t xml:space="preserve">, quero </w:t>
-            </w:r>
-            <w:r>
-              <w:rPr>
-                <w:rFonts w:ascii="Arial" w:cs="Arial" w:eastAsia="Arial" w:hAnsi="Arial"/>
-                <w:i/>
-                <w:iCs/>
-                <w:color w:val="1A1A1A"/>
-                <w:sz w:val="17"/>
-                <w:szCs w:val="17"/>
-              </w:rPr>
-              <w:t xml:space="preserve">exportar os dados contábeis no formato SPED Contábil (ECD)</w:t>
-            </w:r>
-            <w:r>
-              <w:rPr>
-                <w:rFonts w:ascii="Arial" w:cs="Arial" w:eastAsia="Arial" w:hAnsi="Arial"/>
-                <w:i/>
-                <w:iCs/>
-                <w:color w:val="1A1A1A"/>
-                <w:sz w:val="17"/>
-                <w:szCs w:val="17"/>
-              </w:rPr>
-              <w:t xml:space="preserve">, para </w:t>
-            </w:r>
-            <w:r>
-              <w:rPr>
-                <w:rFonts w:ascii="Arial" w:cs="Arial" w:eastAsia="Arial" w:hAnsi="Arial"/>
-                <w:i/>
-                <w:iCs/>
-                <w:color w:val="1A1A1A"/>
-                <w:sz w:val="17"/>
-                <w:szCs w:val="17"/>
-              </w:rPr>
-              <w:t xml:space="preserve">eu cumpra a obrigação acessória junto à Receita Federal</w:t>
+              <w:t>Como contador, quero exportar os dados contábeis no formato SPED Contábil (ECD), para eu cumpra a obrigação acessória junto à Receita Federal</w:t>
             </w:r>
           </w:p>
         </w:tc>
@@ -11042,6 +10017,64 @@
               <w:t xml:space="preserve">☐ Histórico de arquivos gerados e enviados</w:t>
             </w:r>
           </w:p>
+          <w:p>
+            <w:pPr>
+              <w:spacing w:before="60" w:after="30"/>
+            </w:pPr>
+            <w:r>
+              <w:rPr>
+                <w:rFonts w:ascii="Arial" w:cs="Arial" w:eastAsia="Arial" w:hAnsi="Arial"/>
+                <w:b/>
+                <w:bCs/>
+                <w:color w:val="2E7D32"/>
+                <w:sz w:val="17"/>
+                <w:szCs w:val="17"/>
+              </w:rPr>
+              <w:t xml:space="preserve">Frontend / Interface:</w:t>
+            </w:r>
+          </w:p>
+          <w:p>
+            <w:pPr>
+              <w:spacing w:after="30"/>
+            </w:pPr>
+            <w:r>
+              <w:rPr>
+                <w:rFonts w:ascii="Arial" w:cs="Arial" w:eastAsia="Arial" w:hAnsi="Arial"/>
+                <w:color w:val="1A1A1A"/>
+                <w:sz w:val="17"/>
+                <w:szCs w:val="17"/>
+              </w:rPr>
+              <w:t xml:space="preserve">☐ Tela de mapeamento de-para: tabela editável vinculando contas internas ao plano referencial da RFB, com busca e auto-sugestão</w:t>
+            </w:r>
+          </w:p>
+          <w:p>
+            <w:pPr>
+              <w:spacing w:after="30"/>
+            </w:pPr>
+            <w:r>
+              <w:rPr>
+                <w:rFonts w:ascii="Arial" w:cs="Arial" w:eastAsia="Arial" w:hAnsi="Arial"/>
+                <w:color w:val="1A1A1A"/>
+                <w:sz w:val="17"/>
+                <w:szCs w:val="17"/>
+              </w:rPr>
+              <w:t xml:space="preserve">☐ Wizard de geração: seleção de período, validação prévia com lista de pendências, barra de progresso durante geração</w:t>
+            </w:r>
+          </w:p>
+          <w:p>
+            <w:pPr>
+              <w:spacing w:after="30"/>
+            </w:pPr>
+            <w:r>
+              <w:rPr>
+                <w:rFonts w:ascii="Arial" w:cs="Arial" w:eastAsia="Arial" w:hAnsi="Arial"/>
+                <w:color w:val="1A1A1A"/>
+                <w:sz w:val="17"/>
+                <w:szCs w:val="17"/>
+              </w:rPr>
+              <w:t xml:space="preserve">☐ Histórico de arquivos: lista de SPEDs gerados com data, período, status de validação PVA, download do arquivo</w:t>
+            </w:r>
+          </w:p>
         </w:tc>
       </w:tr>
       <w:tr>
@@ -11130,62 +10163,7 @@
                 <w:sz w:val="17"/>
                 <w:szCs w:val="17"/>
               </w:rPr>
-              <w:t xml:space="preserve">Como </w:t>
-            </w:r>
-            <w:r>
-              <w:rPr>
-                <w:rFonts w:ascii="Arial" w:cs="Arial" w:eastAsia="Arial" w:hAnsi="Arial"/>
-                <w:i/>
-                <w:iCs/>
-                <w:color w:val="1A1A1A"/>
-                <w:sz w:val="17"/>
-                <w:szCs w:val="17"/>
-              </w:rPr>
-              <w:t xml:space="preserve">diretor ou proprietário</w:t>
-            </w:r>
-            <w:r>
-              <w:rPr>
-                <w:rFonts w:ascii="Arial" w:cs="Arial" w:eastAsia="Arial" w:hAnsi="Arial"/>
-                <w:i/>
-                <w:iCs/>
-                <w:color w:val="1A1A1A"/>
-                <w:sz w:val="17"/>
-                <w:szCs w:val="17"/>
-              </w:rPr>
-              <w:t xml:space="preserve">, quero </w:t>
-            </w:r>
-            <w:r>
-              <w:rPr>
-                <w:rFonts w:ascii="Arial" w:cs="Arial" w:eastAsia="Arial" w:hAnsi="Arial"/>
-                <w:i/>
-                <w:iCs/>
-                <w:color w:val="1A1A1A"/>
-                <w:sz w:val="17"/>
-                <w:szCs w:val="17"/>
-              </w:rPr>
-              <w:t xml:space="preserve">ter uma visão resumida da saúde financeira e contábil da fazenda</w:t>
-            </w:r>
-            <w:r>
-              <w:rPr>
-                <w:rFonts w:ascii="Arial" w:cs="Arial" w:eastAsia="Arial" w:hAnsi="Arial"/>
-                <w:i/>
-                <w:iCs/>
-                <w:color w:val="1A1A1A"/>
-                <w:sz w:val="17"/>
-                <w:szCs w:val="17"/>
-              </w:rPr>
-              <w:t xml:space="preserve">, para </w:t>
-            </w:r>
-            <w:r>
-              <w:rPr>
-                <w:rFonts w:ascii="Arial" w:cs="Arial" w:eastAsia="Arial" w:hAnsi="Arial"/>
-                <w:i/>
-                <w:iCs/>
-                <w:color w:val="1A1A1A"/>
-                <w:sz w:val="17"/>
-                <w:szCs w:val="17"/>
-              </w:rPr>
-              <w:t xml:space="preserve">eu acompanhe indicadores-chave sem precisar abrir cada demonstração</w:t>
+              <w:t>Como diretor ou proprietário, quero ter uma visão resumida da saúde financeira e contábil da fazenda, para eu acompanhe indicadores-chave sem precisar abrir cada demonstração</w:t>
             </w:r>
           </w:p>
         </w:tc>
